--- a/my-resume.docx
+++ b/my-resume.docx
@@ -433,7 +433,7 @@
       </w:r>
     </w:p>
     <w:bookmarkEnd w:id="21"/>
-    <w:bookmarkStart w:id="22" w:name="X70f5213b9996ebb23f0a9bdc066db3c199b486b"/>
+    <w:bookmarkStart w:id="22" w:name="X3696a8e0e372be4190e2a8fff4028a834564f2f"/>
     <w:p>
       <w:pPr>
         <w:pStyle w:val="Heading1"/>
